--- a/assets/word/bookmark_test_bak.docx
+++ b/assets/word/bookmark_test_bak.docx
@@ -2,6 +2,319 @@
 <file path=word/document.xml><?xml version="1.0" encoding="utf-8"?>
 <w:document xmlns:wpc="http://schemas.microsoft.com/office/word/2010/wordprocessingCanvas" xmlns:mc="http://schemas.openxmlformats.org/markup-compatibility/2006" xmlns:o="urn:schemas-microsoft-com:office:office" xmlns:r="http://schemas.openxmlformats.org/officeDocument/2006/relationships" xmlns:m="http://schemas.openxmlformats.org/officeDocument/2006/math" xmlns:v="urn:schemas-microsoft-com:vml" xmlns:wp14="http://schemas.microsoft.com/office/word/2010/wordprocessingDrawing" xmlns:wp="http://schemas.openxmlformats.org/drawingml/2006/wordprocessingDrawing" xmlns:w="http://schemas.openxmlformats.org/wordprocessingml/2006/main" xmlns:w14="http://schemas.microsoft.com/office/word/2010/wordml" xmlns:w10="urn:schemas-microsoft-com:office:word" xmlns:w15="http://schemas.microsoft.com/office/word/2012/wordml" xmlns:wpg="http://schemas.microsoft.com/office/word/2010/wordprocessingGroup" xmlns:wpi="http://schemas.microsoft.com/office/word/2010/wordprocessingInk" xmlns:wne="http://schemas.microsoft.com/office/word/2006/wordml" xmlns:wps="http://schemas.microsoft.com/office/word/2010/wordprocessingShape" xmlns:wpsCustomData="http://www.wps.cn/officeDocument/2013/wpsCustomData" mc:Ignorable="w14 w15 wp14">
   <w:body>
+    <w:sdt>
+      <w:sdtPr>
+        <w:rPr>
+          <w:rFonts w:ascii="宋体" w:hAnsi="宋体" w:eastAsia="宋体" w:cs="Arial"/>
+          <w:snapToGrid w:val="0"/>
+          <w:color w:val="000000"/>
+          <w:kern w:val="0"/>
+          <w:sz w:val="21"/>
+          <w:szCs w:val="21"/>
+          <w:lang w:val="en-US" w:eastAsia="en-US" w:bidi="ar-SA"/>
+        </w:rPr>
+        <w:id w:val="147467327"/>
+        <w15:color w:val="DBDBDB"/>
+        <w:docPartObj>
+          <w:docPartGallery w:val="Table of Contents"/>
+          <w:docPartUnique/>
+        </w:docPartObj>
+      </w:sdtPr>
+      <w:sdtEndPr>
+        <w:rPr>
+          <w:rFonts w:hint="default" w:ascii="Arial" w:hAnsi="Arial" w:eastAsia="Arial" w:cs="Arial"/>
+          <w:snapToGrid w:val="0"/>
+          <w:color w:val="000000"/>
+          <w:kern w:val="0"/>
+          <w:sz w:val="21"/>
+          <w:szCs w:val="21"/>
+          <w:lang w:val="en-US" w:eastAsia="zh-CN" w:bidi="ar-SA"/>
+        </w:rPr>
+      </w:sdtEndPr>
+      <w:sdtContent>
+        <w:p>
+          <w:pPr>
+            <w:spacing w:before="0" w:beforeLines="0" w:after="0" w:afterLines="0" w:line="240" w:lineRule="auto"/>
+            <w:ind w:left="0" w:leftChars="0" w:right="0" w:rightChars="0" w:firstLine="0" w:firstLineChars="0"/>
+            <w:jc w:val="center"/>
+          </w:pPr>
+          <w:bookmarkStart w:id="6" w:name="_GoBack"/>
+          <w:bookmarkEnd w:id="6"/>
+          <w:r>
+            <w:rPr>
+              <w:rFonts w:ascii="宋体" w:hAnsi="宋体" w:eastAsia="宋体"/>
+              <w:sz w:val="21"/>
+            </w:rPr>
+            <w:t>目录</w:t>
+          </w:r>
+        </w:p>
+        <w:p>
+          <w:pPr>
+            <w:pStyle w:val="15"/>
+            <w:tabs>
+              <w:tab w:val="right" w:leader="dot" w:pos="9746"/>
+            </w:tabs>
+          </w:pPr>
+          <w:r>
+            <w:rPr>
+              <w:rFonts w:hint="default"/>
+              <w:lang w:val="en-US" w:eastAsia="zh-CN"/>
+            </w:rPr>
+            <w:fldChar w:fldCharType="begin"/>
+          </w:r>
+          <w:r>
+            <w:rPr>
+              <w:rFonts w:hint="default"/>
+              <w:lang w:val="en-US" w:eastAsia="zh-CN"/>
+            </w:rPr>
+            <w:instrText xml:space="preserve">TOC \o "1-2" \h \u </w:instrText>
+          </w:r>
+          <w:r>
+            <w:rPr>
+              <w:rFonts w:hint="default"/>
+              <w:lang w:val="en-US" w:eastAsia="zh-CN"/>
+            </w:rPr>
+            <w:fldChar w:fldCharType="separate"/>
+          </w:r>
+          <w:r>
+            <w:rPr>
+              <w:rFonts w:hint="default"/>
+              <w:lang w:val="en-US" w:eastAsia="zh-CN"/>
+            </w:rPr>
+            <w:fldChar w:fldCharType="begin"/>
+          </w:r>
+          <w:r>
+            <w:rPr>
+              <w:rFonts w:hint="default"/>
+              <w:lang w:val="en-US" w:eastAsia="zh-CN"/>
+            </w:rPr>
+            <w:instrText xml:space="preserve"> HYPERLINK \l _Toc24460 </w:instrText>
+          </w:r>
+          <w:r>
+            <w:rPr>
+              <w:rFonts w:hint="default"/>
+              <w:lang w:val="en-US" w:eastAsia="zh-CN"/>
+            </w:rPr>
+            <w:fldChar w:fldCharType="separate"/>
+          </w:r>
+          <w:r>
+            <w:rPr>
+              <w:rFonts w:hint="eastAsia"/>
+              <w:lang w:val="en-US" w:eastAsia="zh-CN"/>
+            </w:rPr>
+            <w:t xml:space="preserve">第一章 </w:t>
+          </w:r>
+          <w:r>
+            <w:tab/>
+          </w:r>
+          <w:r>
+            <w:fldChar w:fldCharType="begin"/>
+          </w:r>
+          <w:r>
+            <w:instrText xml:space="preserve"> PAGEREF _Toc24460 \h </w:instrText>
+          </w:r>
+          <w:r>
+            <w:fldChar w:fldCharType="separate"/>
+          </w:r>
+          <w:r>
+            <w:t>2</w:t>
+          </w:r>
+          <w:r>
+            <w:fldChar w:fldCharType="end"/>
+          </w:r>
+          <w:r>
+            <w:rPr>
+              <w:rFonts w:hint="default"/>
+              <w:lang w:val="en-US" w:eastAsia="zh-CN"/>
+            </w:rPr>
+            <w:fldChar w:fldCharType="end"/>
+          </w:r>
+        </w:p>
+        <w:p>
+          <w:pPr>
+            <w:pStyle w:val="15"/>
+            <w:tabs>
+              <w:tab w:val="right" w:leader="dot" w:pos="9746"/>
+            </w:tabs>
+          </w:pPr>
+          <w:r>
+            <w:rPr>
+              <w:rFonts w:hint="default"/>
+              <w:lang w:val="en-US" w:eastAsia="zh-CN"/>
+            </w:rPr>
+            <w:fldChar w:fldCharType="begin"/>
+          </w:r>
+          <w:r>
+            <w:rPr>
+              <w:rFonts w:hint="default"/>
+              <w:lang w:val="en-US" w:eastAsia="zh-CN"/>
+            </w:rPr>
+            <w:instrText xml:space="preserve"> HYPERLINK \l _Toc18412 </w:instrText>
+          </w:r>
+          <w:r>
+            <w:rPr>
+              <w:rFonts w:hint="default"/>
+              <w:lang w:val="en-US" w:eastAsia="zh-CN"/>
+            </w:rPr>
+            <w:fldChar w:fldCharType="separate"/>
+          </w:r>
+          <w:r>
+            <w:rPr>
+              <w:rFonts w:hint="eastAsia"/>
+              <w:lang w:val="en-US" w:eastAsia="zh-CN"/>
+            </w:rPr>
+            <w:t xml:space="preserve">第二章 </w:t>
+          </w:r>
+          <w:r>
+            <w:tab/>
+          </w:r>
+          <w:r>
+            <w:fldChar w:fldCharType="begin"/>
+          </w:r>
+          <w:r>
+            <w:instrText xml:space="preserve"> PAGEREF _Toc18412 \h </w:instrText>
+          </w:r>
+          <w:r>
+            <w:fldChar w:fldCharType="separate"/>
+          </w:r>
+          <w:r>
+            <w:t>2</w:t>
+          </w:r>
+          <w:r>
+            <w:fldChar w:fldCharType="end"/>
+          </w:r>
+          <w:r>
+            <w:rPr>
+              <w:rFonts w:hint="default"/>
+              <w:lang w:val="en-US" w:eastAsia="zh-CN"/>
+            </w:rPr>
+            <w:fldChar w:fldCharType="end"/>
+          </w:r>
+        </w:p>
+        <w:p>
+          <w:pPr>
+            <w:pStyle w:val="15"/>
+            <w:tabs>
+              <w:tab w:val="right" w:leader="dot" w:pos="9746"/>
+            </w:tabs>
+          </w:pPr>
+          <w:r>
+            <w:rPr>
+              <w:rFonts w:hint="default"/>
+              <w:lang w:val="en-US" w:eastAsia="zh-CN"/>
+            </w:rPr>
+            <w:fldChar w:fldCharType="begin"/>
+          </w:r>
+          <w:r>
+            <w:rPr>
+              <w:rFonts w:hint="default"/>
+              <w:lang w:val="en-US" w:eastAsia="zh-CN"/>
+            </w:rPr>
+            <w:instrText xml:space="preserve"> HYPERLINK \l _Toc18628 </w:instrText>
+          </w:r>
+          <w:r>
+            <w:rPr>
+              <w:rFonts w:hint="default"/>
+              <w:lang w:val="en-US" w:eastAsia="zh-CN"/>
+            </w:rPr>
+            <w:fldChar w:fldCharType="separate"/>
+          </w:r>
+          <w:r>
+            <w:rPr>
+              <w:rFonts w:hint="eastAsia"/>
+              <w:lang w:val="en-US" w:eastAsia="zh-CN"/>
+            </w:rPr>
+            <w:t xml:space="preserve">第三章 </w:t>
+          </w:r>
+          <w:r>
+            <w:tab/>
+          </w:r>
+          <w:r>
+            <w:fldChar w:fldCharType="begin"/>
+          </w:r>
+          <w:r>
+            <w:instrText xml:space="preserve"> PAGEREF _Toc18628 \h </w:instrText>
+          </w:r>
+          <w:r>
+            <w:fldChar w:fldCharType="separate"/>
+          </w:r>
+          <w:r>
+            <w:t>2</w:t>
+          </w:r>
+          <w:r>
+            <w:fldChar w:fldCharType="end"/>
+          </w:r>
+          <w:r>
+            <w:rPr>
+              <w:rFonts w:hint="default"/>
+              <w:lang w:val="en-US" w:eastAsia="zh-CN"/>
+            </w:rPr>
+            <w:fldChar w:fldCharType="end"/>
+          </w:r>
+        </w:p>
+        <w:p>
+          <w:pPr>
+            <w:rPr>
+              <w:rFonts w:hint="default" w:ascii="Arial" w:hAnsi="Arial" w:eastAsia="Arial" w:cs="Arial"/>
+              <w:snapToGrid w:val="0"/>
+              <w:color w:val="000000"/>
+              <w:kern w:val="0"/>
+              <w:sz w:val="21"/>
+              <w:szCs w:val="21"/>
+              <w:lang w:val="en-US" w:eastAsia="zh-CN" w:bidi="ar-SA"/>
+            </w:rPr>
+            <w:sectPr>
+              <w:headerReference r:id="rId7" w:type="default"/>
+              <w:footerReference r:id="rId8" w:type="default"/>
+              <w:pgSz w:w="11906" w:h="16838"/>
+              <w:pgMar w:top="1440" w:right="1080" w:bottom="1440" w:left="1080" w:header="851" w:footer="992" w:gutter="0"/>
+              <w:cols w:space="425" w:num="1"/>
+              <w:docGrid w:type="lines" w:linePitch="312" w:charSpace="0"/>
+            </w:sectPr>
+          </w:pPr>
+          <w:r>
+            <w:rPr>
+              <w:rFonts w:hint="default"/>
+              <w:lang w:val="en-US" w:eastAsia="zh-CN"/>
+            </w:rPr>
+            <w:fldChar w:fldCharType="end"/>
+          </w:r>
+        </w:p>
+      </w:sdtContent>
+    </w:sdt>
+    <w:p>
+      <w:pPr>
+        <w:rPr>
+          <w:rFonts w:hint="default" w:ascii="Arial" w:hAnsi="Arial" w:eastAsia="Arial" w:cs="Arial"/>
+          <w:snapToGrid w:val="0"/>
+          <w:color w:val="000000"/>
+          <w:kern w:val="0"/>
+          <w:sz w:val="21"/>
+          <w:szCs w:val="21"/>
+          <w:lang w:val="en-US" w:eastAsia="zh-CN" w:bidi="ar-SA"/>
+        </w:rPr>
+      </w:pPr>
+    </w:p>
+    <w:p>
+      <w:pPr>
+        <w:rPr>
+          <w:rFonts w:hint="default"/>
+          <w:lang w:val="en-US" w:eastAsia="zh-CN"/>
+        </w:rPr>
+      </w:pPr>
+    </w:p>
+    <w:p>
+      <w:pPr>
+        <w:pStyle w:val="2"/>
+        <w:bidi w:val="0"/>
+        <w:rPr>
+          <w:rFonts w:hint="default"/>
+          <w:lang w:val="en-US" w:eastAsia="zh-CN"/>
+        </w:rPr>
+      </w:pPr>
+      <w:bookmarkStart w:id="0" w:name="_Toc24460"/>
+      <w:bookmarkEnd w:id="0"/>
+    </w:p>
     <w:p>
       <w:pPr>
         <w:tabs>
@@ -85,20 +398,8 @@
         </w:rPr>
         <w:t>（1）</w:t>
       </w:r>
-      <w:bookmarkStart w:id="0" w:name="bookmark01"/>
-      <w:r>
-        <w:rPr>
-          <w:rFonts w:ascii="华文细黑" w:hAnsi="华文细黑" w:eastAsia="华文细黑" w:cs="华文细黑"/>
-          <w:b/>
-          <w:bCs/>
-          <w:color w:val="auto"/>
-          <w:spacing w:val="-5"/>
-          <w:sz w:val="24"/>
-          <w:szCs w:val="24"/>
-        </w:rPr>
-        <w:t>运行正常型指标</w:t>
-      </w:r>
-      <w:bookmarkEnd w:id="0"/>
+      <w:bookmarkStart w:id="1" w:name="bookmark01"/>
+      <w:bookmarkEnd w:id="1"/>
       <w:r>
         <w:rPr>
           <w:rFonts w:ascii="华文细黑" w:hAnsi="华文细黑" w:eastAsia="华文细黑" w:cs="华文细黑"/>
@@ -171,30 +472,7 @@
           <w:sz w:val="24"/>
           <w:szCs w:val="24"/>
         </w:rPr>
-        <w:t>这些指标如按目前推进力度，可实现规划目标，具体为以下</w:t>
-      </w:r>
-      <w:commentRangeStart w:id="1"/>
-      <w:r>
-        <w:rPr>
-          <w:rFonts w:ascii="华文细黑" w:hAnsi="华文细黑" w:eastAsia="华文细黑" w:cs="华文细黑"/>
-          <w:color w:val="auto"/>
-          <w:sz w:val="24"/>
-          <w:szCs w:val="24"/>
-        </w:rPr>
-        <w:t>39</w:t>
-      </w:r>
-      <w:commentRangeEnd w:id="1"/>
-      <w:r>
-        <w:commentReference w:id="1"/>
-      </w:r>
-      <w:r>
-        <w:rPr>
-          <w:rFonts w:ascii="华文细黑" w:hAnsi="华文细黑" w:eastAsia="华文细黑" w:cs="华文细黑"/>
-          <w:color w:val="auto"/>
-          <w:sz w:val="24"/>
-          <w:szCs w:val="24"/>
-        </w:rPr>
-        <w:t>项。</w:t>
+        <w:t>这些指标如按目前推进力度，可实现规划目标，具体为以下39项。</w:t>
       </w:r>
     </w:p>
     <w:p>
@@ -208,7 +486,6 @@
           <w:szCs w:val="21"/>
         </w:rPr>
       </w:pPr>
-      <w:commentRangeStart w:id="2"/>
       <w:r>
         <w:rPr>
           <w:rFonts w:ascii="Arial Unicode MS" w:hAnsi="Arial Unicode MS" w:eastAsia="Arial Unicode MS" w:cs="Arial Unicode MS"/>
@@ -246,14 +523,10 @@
         </w:rPr>
         <w:t>：运行正常型指标一览表</w:t>
       </w:r>
-      <w:commentRangeEnd w:id="2"/>
-      <w:r>
-        <w:commentReference w:id="2"/>
-      </w:r>
     </w:p>
     <w:tbl>
       <w:tblPr>
-        <w:tblStyle w:val="20"/>
+        <w:tblStyle w:val="22"/>
         <w:tblW w:w="7364" w:type="dxa"/>
         <w:tblInd w:w="14" w:type="dxa"/>
         <w:tblBorders>
@@ -312,7 +585,7 @@
           </w:tcPr>
           <w:p>
             <w:pPr>
-              <w:pStyle w:val="19"/>
+              <w:pStyle w:val="21"/>
               <w:spacing w:before="92" w:line="182" w:lineRule="auto"/>
               <w:ind w:left="138"/>
               <w:rPr>
@@ -338,7 +611,7 @@
           </w:tcPr>
           <w:p>
             <w:pPr>
-              <w:pStyle w:val="19"/>
+              <w:pStyle w:val="21"/>
               <w:spacing w:before="88" w:line="190" w:lineRule="auto"/>
               <w:ind w:left="663"/>
               <w:rPr>
@@ -364,7 +637,7 @@
           </w:tcPr>
           <w:p>
             <w:pPr>
-              <w:pStyle w:val="19"/>
+              <w:pStyle w:val="21"/>
               <w:spacing w:before="87" w:line="191" w:lineRule="auto"/>
               <w:ind w:left="305"/>
               <w:rPr>
@@ -390,7 +663,7 @@
           </w:tcPr>
           <w:p>
             <w:pPr>
-              <w:pStyle w:val="19"/>
+              <w:pStyle w:val="21"/>
               <w:spacing w:before="87" w:line="191" w:lineRule="auto"/>
               <w:ind w:left="116"/>
               <w:rPr>
@@ -416,7 +689,7 @@
           </w:tcPr>
           <w:p>
             <w:pPr>
-              <w:pStyle w:val="19"/>
+              <w:pStyle w:val="21"/>
               <w:spacing w:before="87" w:line="191" w:lineRule="auto"/>
               <w:ind w:left="150"/>
               <w:rPr>
@@ -442,7 +715,7 @@
           </w:tcPr>
           <w:p>
             <w:pPr>
-              <w:pStyle w:val="19"/>
+              <w:pStyle w:val="21"/>
               <w:spacing w:before="87" w:line="191" w:lineRule="auto"/>
               <w:ind w:left="194"/>
               <w:rPr>
@@ -471,7 +744,7 @@
           </w:tcPr>
           <w:p>
             <w:pPr>
-              <w:pStyle w:val="19"/>
+              <w:pStyle w:val="21"/>
               <w:spacing w:before="87" w:line="191" w:lineRule="auto"/>
               <w:ind w:left="203" w:leftChars="0"/>
               <w:rPr>
@@ -526,7 +799,7 @@
           </w:tcPr>
           <w:p>
             <w:pPr>
-              <w:pStyle w:val="19"/>
+              <w:pStyle w:val="21"/>
               <w:spacing w:before="82" w:line="172" w:lineRule="auto"/>
               <w:ind w:left="256"/>
               <w:rPr>
@@ -551,7 +824,7 @@
           </w:tcPr>
           <w:p>
             <w:pPr>
-              <w:pStyle w:val="19"/>
+              <w:pStyle w:val="21"/>
               <w:spacing w:before="63" w:line="190" w:lineRule="auto"/>
               <w:ind w:left="479"/>
               <w:rPr>
@@ -574,7 +847,7 @@
           </w:tcPr>
           <w:p>
             <w:pPr>
-              <w:pStyle w:val="19"/>
+              <w:pStyle w:val="21"/>
               <w:spacing w:before="69" w:line="185" w:lineRule="auto"/>
               <w:ind w:left="307"/>
               <w:rPr>
@@ -597,7 +870,7 @@
           </w:tcPr>
           <w:p>
             <w:pPr>
-              <w:pStyle w:val="19"/>
+              <w:pStyle w:val="21"/>
               <w:spacing w:before="82" w:line="172" w:lineRule="auto"/>
               <w:ind w:left="150"/>
               <w:rPr>
@@ -620,7 +893,7 @@
           </w:tcPr>
           <w:p>
             <w:pPr>
-              <w:pStyle w:val="19"/>
+              <w:pStyle w:val="21"/>
               <w:spacing w:before="82" w:line="172" w:lineRule="auto"/>
               <w:ind w:left="139"/>
               <w:rPr>
@@ -643,7 +916,7 @@
           </w:tcPr>
           <w:p>
             <w:pPr>
-              <w:pStyle w:val="19"/>
+              <w:pStyle w:val="21"/>
               <w:spacing w:before="82" w:line="172" w:lineRule="auto"/>
               <w:ind w:left="183"/>
               <w:rPr>
@@ -670,7 +943,7 @@
           </w:tcPr>
           <w:p>
             <w:pPr>
-              <w:pStyle w:val="19"/>
+              <w:pStyle w:val="21"/>
               <w:spacing w:before="63" w:line="190" w:lineRule="auto"/>
               <w:ind w:left="281" w:leftChars="0"/>
               <w:rPr>
@@ -723,7 +996,7 @@
           </w:tcPr>
           <w:p>
             <w:pPr>
-              <w:pStyle w:val="19"/>
+              <w:pStyle w:val="21"/>
               <w:spacing w:before="85" w:line="170" w:lineRule="auto"/>
               <w:ind w:left="245"/>
               <w:rPr>
@@ -748,7 +1021,7 @@
           </w:tcPr>
           <w:p>
             <w:pPr>
-              <w:pStyle w:val="19"/>
+              <w:pStyle w:val="21"/>
               <w:spacing w:before="65" w:line="189" w:lineRule="auto"/>
               <w:ind w:left="421"/>
               <w:rPr>
@@ -771,7 +1044,7 @@
           </w:tcPr>
           <w:p>
             <w:pPr>
-              <w:pStyle w:val="19"/>
+              <w:pStyle w:val="21"/>
               <w:spacing w:before="66" w:line="188" w:lineRule="auto"/>
               <w:ind w:left="148"/>
               <w:rPr>
@@ -794,7 +1067,7 @@
           </w:tcPr>
           <w:p>
             <w:pPr>
-              <w:pStyle w:val="19"/>
+              <w:pStyle w:val="21"/>
               <w:spacing w:before="83" w:line="172" w:lineRule="auto"/>
               <w:ind w:left="219"/>
               <w:rPr>
@@ -817,7 +1090,7 @@
           </w:tcPr>
           <w:p>
             <w:pPr>
-              <w:pStyle w:val="19"/>
+              <w:pStyle w:val="21"/>
               <w:spacing w:before="83" w:line="172" w:lineRule="auto"/>
               <w:ind w:left="253"/>
               <w:rPr>
@@ -840,22 +1113,24 @@
           </w:tcPr>
           <w:p>
             <w:pPr>
-              <w:pStyle w:val="19"/>
+              <w:pStyle w:val="21"/>
               <w:spacing w:before="83" w:line="172" w:lineRule="auto"/>
               <w:ind w:left="295"/>
               <w:rPr>
-                <w:color w:val="auto"/>
-              </w:rPr>
-            </w:pPr>
-            <w:bookmarkStart w:id="1" w:name="bookmark02"/>
-            <w:r>
-              <w:rPr>
-                <w:color w:val="auto"/>
-                <w:spacing w:val="3"/>
-              </w:rPr>
-              <w:t>3158</w:t>
-            </w:r>
-            <w:bookmarkEnd w:id="1"/>
+                <w:rFonts w:hint="eastAsia" w:eastAsia="Arial Unicode MS"/>
+                <w:color w:val="auto"/>
+                <w:lang w:val="en-US" w:eastAsia="zh-CN"/>
+              </w:rPr>
+            </w:pPr>
+            <w:bookmarkStart w:id="2" w:name="bookmark02"/>
+            <w:bookmarkEnd w:id="2"/>
+            <w:r>
+              <w:rPr>
+                <w:color w:val="auto"/>
+                <w:spacing w:val="4"/>
+              </w:rPr>
+              <w:t>2423.78</w:t>
+            </w:r>
           </w:p>
         </w:tc>
         <w:tc>
@@ -869,7 +1144,7 @@
           </w:tcPr>
           <w:p>
             <w:pPr>
-              <w:pStyle w:val="19"/>
+              <w:pStyle w:val="21"/>
               <w:spacing w:before="83" w:line="172" w:lineRule="auto"/>
               <w:ind w:left="463" w:leftChars="0"/>
               <w:rPr>
@@ -922,7 +1197,7 @@
           </w:tcPr>
           <w:p>
             <w:pPr>
-              <w:pStyle w:val="19"/>
+              <w:pStyle w:val="21"/>
               <w:spacing w:before="84" w:line="172" w:lineRule="auto"/>
               <w:ind w:left="245"/>
               <w:rPr>
@@ -947,7 +1222,7 @@
           </w:tcPr>
           <w:p>
             <w:pPr>
-              <w:pStyle w:val="19"/>
+              <w:pStyle w:val="21"/>
               <w:spacing w:before="65" w:line="190" w:lineRule="auto"/>
               <w:ind w:left="343"/>
               <w:rPr>
@@ -970,7 +1245,7 @@
           </w:tcPr>
           <w:p>
             <w:pPr>
-              <w:pStyle w:val="19"/>
+              <w:pStyle w:val="21"/>
               <w:spacing w:before="67" w:line="188" w:lineRule="auto"/>
               <w:ind w:left="148"/>
               <w:rPr>
@@ -993,7 +1268,7 @@
           </w:tcPr>
           <w:p>
             <w:pPr>
-              <w:pStyle w:val="19"/>
+              <w:pStyle w:val="21"/>
               <w:spacing w:before="84" w:line="172" w:lineRule="auto"/>
               <w:ind w:left="150"/>
               <w:rPr>
@@ -1016,7 +1291,7 @@
           </w:tcPr>
           <w:p>
             <w:pPr>
-              <w:pStyle w:val="19"/>
+              <w:pStyle w:val="21"/>
               <w:spacing w:before="84" w:line="172" w:lineRule="auto"/>
               <w:ind w:left="251"/>
               <w:rPr>
@@ -1039,7 +1314,7 @@
           </w:tcPr>
           <w:p>
             <w:pPr>
-              <w:pStyle w:val="19"/>
+              <w:pStyle w:val="21"/>
               <w:spacing w:before="84" w:line="172" w:lineRule="auto"/>
               <w:ind w:left="227"/>
               <w:rPr>
@@ -1066,7 +1341,7 @@
           </w:tcPr>
           <w:p>
             <w:pPr>
-              <w:pStyle w:val="19"/>
+              <w:pStyle w:val="21"/>
               <w:spacing w:before="84" w:line="172" w:lineRule="auto"/>
               <w:ind w:left="463" w:leftChars="0"/>
               <w:rPr>
@@ -1119,7 +1394,7 @@
           </w:tcPr>
           <w:p>
             <w:pPr>
-              <w:pStyle w:val="19"/>
+              <w:pStyle w:val="21"/>
               <w:spacing w:before="225" w:line="170" w:lineRule="auto"/>
               <w:ind w:left="246"/>
               <w:rPr>
@@ -1144,7 +1419,7 @@
           </w:tcPr>
           <w:p>
             <w:pPr>
-              <w:pStyle w:val="19"/>
+              <w:pStyle w:val="21"/>
               <w:spacing w:before="63" w:line="224" w:lineRule="auto"/>
               <w:ind w:left="310" w:right="111" w:hanging="192"/>
               <w:rPr>
@@ -1187,7 +1462,7 @@
           </w:tcPr>
           <w:p>
             <w:pPr>
-              <w:pStyle w:val="19"/>
+              <w:pStyle w:val="21"/>
               <w:spacing w:before="205" w:line="189" w:lineRule="auto"/>
               <w:ind w:left="123"/>
               <w:rPr>
@@ -1210,7 +1485,7 @@
           </w:tcPr>
           <w:p>
             <w:pPr>
-              <w:pStyle w:val="19"/>
+              <w:pStyle w:val="21"/>
               <w:spacing w:before="223" w:line="172" w:lineRule="auto"/>
               <w:ind w:left="252"/>
               <w:rPr>
@@ -1232,7 +1507,7 @@
           </w:tcPr>
           <w:p>
             <w:pPr>
-              <w:pStyle w:val="19"/>
+              <w:pStyle w:val="21"/>
               <w:spacing w:before="223" w:line="172" w:lineRule="auto"/>
               <w:ind w:left="287"/>
               <w:rPr>
@@ -1254,7 +1529,7 @@
           </w:tcPr>
           <w:p>
             <w:pPr>
-              <w:pStyle w:val="19"/>
+              <w:pStyle w:val="21"/>
               <w:spacing w:before="223" w:line="172" w:lineRule="auto"/>
               <w:ind w:left="318"/>
               <w:rPr>
@@ -1281,7 +1556,7 @@
           </w:tcPr>
           <w:p>
             <w:pPr>
-              <w:pStyle w:val="19"/>
+              <w:pStyle w:val="21"/>
               <w:spacing w:before="223" w:line="172" w:lineRule="auto"/>
               <w:ind w:left="486" w:leftChars="0"/>
               <w:rPr>
@@ -1334,7 +1609,7 @@
           </w:tcPr>
           <w:p>
             <w:pPr>
-              <w:pStyle w:val="19"/>
+              <w:pStyle w:val="21"/>
               <w:spacing w:before="85" w:line="172" w:lineRule="auto"/>
               <w:ind w:left="245"/>
               <w:rPr>
@@ -1359,7 +1634,7 @@
           </w:tcPr>
           <w:p>
             <w:pPr>
-              <w:pStyle w:val="19"/>
+              <w:pStyle w:val="21"/>
               <w:spacing w:before="66" w:line="190" w:lineRule="auto"/>
               <w:ind w:left="352"/>
               <w:rPr>
@@ -1382,7 +1657,7 @@
           </w:tcPr>
           <w:p>
             <w:pPr>
-              <w:pStyle w:val="19"/>
+              <w:pStyle w:val="21"/>
               <w:spacing w:before="69" w:line="187" w:lineRule="auto"/>
               <w:ind w:left="148"/>
               <w:rPr>
@@ -1405,7 +1680,7 @@
           </w:tcPr>
           <w:p>
             <w:pPr>
-              <w:pStyle w:val="19"/>
+              <w:pStyle w:val="21"/>
               <w:spacing w:before="85" w:line="172" w:lineRule="auto"/>
               <w:ind w:left="261"/>
               <w:rPr>
@@ -1428,7 +1703,7 @@
           </w:tcPr>
           <w:p>
             <w:pPr>
-              <w:pStyle w:val="19"/>
+              <w:pStyle w:val="21"/>
               <w:spacing w:before="85" w:line="172" w:lineRule="auto"/>
               <w:ind w:left="295"/>
               <w:rPr>
@@ -1451,7 +1726,7 @@
           </w:tcPr>
           <w:p>
             <w:pPr>
-              <w:pStyle w:val="19"/>
+              <w:pStyle w:val="21"/>
               <w:spacing w:before="85" w:line="172" w:lineRule="auto"/>
               <w:ind w:left="339"/>
               <w:rPr>
@@ -1478,7 +1753,7 @@
           </w:tcPr>
           <w:p>
             <w:pPr>
-              <w:pStyle w:val="19"/>
+              <w:pStyle w:val="21"/>
               <w:spacing w:before="154" w:line="116" w:lineRule="exact"/>
               <w:ind w:left="474" w:leftChars="0"/>
               <w:rPr>
@@ -1531,7 +1806,7 @@
           </w:tcPr>
           <w:p>
             <w:pPr>
-              <w:pStyle w:val="19"/>
+              <w:pStyle w:val="21"/>
               <w:spacing w:before="225" w:line="172" w:lineRule="auto"/>
               <w:ind w:left="212"/>
               <w:rPr>
@@ -1556,7 +1831,7 @@
           </w:tcPr>
           <w:p>
             <w:pPr>
-              <w:pStyle w:val="19"/>
+              <w:pStyle w:val="21"/>
               <w:spacing w:before="66" w:line="191" w:lineRule="auto"/>
               <w:ind w:left="181"/>
               <w:rPr>
@@ -1573,7 +1848,7 @@
           </w:p>
           <w:p>
             <w:pPr>
-              <w:pStyle w:val="19"/>
+              <w:pStyle w:val="21"/>
               <w:spacing w:before="74" w:line="186" w:lineRule="auto"/>
               <w:ind w:left="821"/>
               <w:rPr>
@@ -1596,7 +1871,7 @@
           </w:tcPr>
           <w:p>
             <w:pPr>
-              <w:pStyle w:val="19"/>
+              <w:pStyle w:val="21"/>
               <w:spacing w:before="207" w:line="189" w:lineRule="auto"/>
               <w:ind w:left="382"/>
               <w:rPr>
@@ -1619,7 +1894,7 @@
           </w:tcPr>
           <w:p>
             <w:pPr>
-              <w:pStyle w:val="19"/>
+              <w:pStyle w:val="21"/>
               <w:spacing w:before="225" w:line="172" w:lineRule="auto"/>
               <w:ind w:left="258"/>
               <w:rPr>
@@ -1642,7 +1917,7 @@
           </w:tcPr>
           <w:p>
             <w:pPr>
-              <w:pStyle w:val="19"/>
+              <w:pStyle w:val="21"/>
               <w:spacing w:before="225" w:line="172" w:lineRule="auto"/>
               <w:ind w:left="293"/>
               <w:rPr>
@@ -1665,7 +1940,7 @@
           </w:tcPr>
           <w:p>
             <w:pPr>
-              <w:pStyle w:val="19"/>
+              <w:pStyle w:val="21"/>
               <w:spacing w:before="225" w:line="172" w:lineRule="auto"/>
               <w:ind w:left="336"/>
               <w:rPr>
@@ -1692,7 +1967,7 @@
           </w:tcPr>
           <w:p>
             <w:pPr>
-              <w:pStyle w:val="19"/>
+              <w:pStyle w:val="21"/>
               <w:spacing w:before="225" w:line="172" w:lineRule="auto"/>
               <w:ind w:left="509" w:leftChars="0"/>
               <w:rPr>
@@ -1745,7 +2020,7 @@
           </w:tcPr>
           <w:p>
             <w:pPr>
-              <w:pStyle w:val="19"/>
+              <w:pStyle w:val="21"/>
               <w:spacing w:before="209" w:line="172" w:lineRule="auto"/>
               <w:ind w:left="212"/>
               <w:rPr>
@@ -1770,7 +2045,7 @@
           </w:tcPr>
           <w:p>
             <w:pPr>
-              <w:pStyle w:val="19"/>
+              <w:pStyle w:val="21"/>
               <w:spacing w:before="62" w:line="209" w:lineRule="auto"/>
               <w:ind w:left="205" w:right="152" w:hanging="51"/>
               <w:rPr>
@@ -1793,7 +2068,7 @@
           </w:tcPr>
           <w:p>
             <w:pPr>
-              <w:pStyle w:val="19"/>
+              <w:pStyle w:val="21"/>
               <w:spacing w:before="193" w:line="188" w:lineRule="auto"/>
               <w:ind w:left="148"/>
               <w:rPr>
@@ -1816,7 +2091,7 @@
           </w:tcPr>
           <w:p>
             <w:pPr>
-              <w:pStyle w:val="19"/>
+              <w:pStyle w:val="21"/>
               <w:spacing w:before="278" w:line="117" w:lineRule="exact"/>
               <w:ind w:left="229"/>
               <w:rPr>
@@ -1839,7 +2114,7 @@
           </w:tcPr>
           <w:p>
             <w:pPr>
-              <w:pStyle w:val="19"/>
+              <w:pStyle w:val="21"/>
               <w:spacing w:before="209" w:line="172" w:lineRule="auto"/>
               <w:ind w:left="241"/>
               <w:rPr>
@@ -1862,7 +2137,7 @@
           </w:tcPr>
           <w:p>
             <w:pPr>
-              <w:pStyle w:val="19"/>
+              <w:pStyle w:val="21"/>
               <w:spacing w:before="209" w:line="172" w:lineRule="auto"/>
               <w:ind w:left="284"/>
               <w:rPr>
@@ -1889,7 +2164,7 @@
           </w:tcPr>
           <w:p>
             <w:pPr>
-              <w:pStyle w:val="19"/>
+              <w:pStyle w:val="21"/>
               <w:spacing w:before="209" w:line="172" w:lineRule="auto"/>
               <w:ind w:left="520" w:leftChars="0"/>
               <w:rPr>
@@ -1942,7 +2217,7 @@
           </w:tcPr>
           <w:p>
             <w:pPr>
-              <w:pStyle w:val="19"/>
+              <w:pStyle w:val="21"/>
               <w:spacing w:before="209" w:line="172" w:lineRule="auto"/>
               <w:ind w:left="199"/>
               <w:rPr>
@@ -1967,7 +2242,7 @@
           </w:tcPr>
           <w:p>
             <w:pPr>
-              <w:pStyle w:val="19"/>
+              <w:pStyle w:val="21"/>
               <w:spacing w:before="57" w:line="211" w:lineRule="auto"/>
               <w:ind w:left="159" w:right="152" w:hanging="3"/>
               <w:rPr>
@@ -1990,7 +2265,7 @@
           </w:tcPr>
           <w:p>
             <w:pPr>
-              <w:pStyle w:val="19"/>
+              <w:pStyle w:val="21"/>
               <w:spacing w:before="191" w:line="189" w:lineRule="auto"/>
               <w:ind w:left="382"/>
               <w:rPr>
@@ -2013,7 +2288,7 @@
           </w:tcPr>
           <w:p>
             <w:pPr>
-              <w:pStyle w:val="19"/>
+              <w:pStyle w:val="21"/>
               <w:spacing w:before="209" w:line="172" w:lineRule="auto"/>
               <w:ind w:left="318"/>
               <w:rPr>
@@ -2036,7 +2311,7 @@
           </w:tcPr>
           <w:p>
             <w:pPr>
-              <w:pStyle w:val="19"/>
+              <w:pStyle w:val="21"/>
               <w:spacing w:before="209" w:line="172" w:lineRule="auto"/>
               <w:ind w:left="353"/>
               <w:rPr>
@@ -2059,7 +2334,7 @@
           </w:tcPr>
           <w:p>
             <w:pPr>
-              <w:pStyle w:val="19"/>
+              <w:pStyle w:val="21"/>
               <w:spacing w:before="209" w:line="172" w:lineRule="auto"/>
               <w:ind w:left="396"/>
               <w:rPr>
@@ -2086,7 +2361,7 @@
           </w:tcPr>
           <w:p>
             <w:pPr>
-              <w:pStyle w:val="19"/>
+              <w:pStyle w:val="21"/>
               <w:spacing w:before="209" w:line="172" w:lineRule="auto"/>
               <w:ind w:left="509" w:leftChars="0"/>
               <w:rPr>
@@ -2158,19 +2433,7 @@
         </w:rPr>
         <w:t>”的分析方法，对比“上海2035”中的97项监测指标（含40项约束性指标和57项预期性指标）的现状值与目标值，除部分未设定目标值的纯监测类指标和少量无法年度更新的指标，</w:t>
       </w:r>
-      <w:bookmarkStart w:id="2" w:name="bookmark03"/>
-      <w:bookmarkStart w:id="3" w:name="_GoBack"/>
-      <w:r>
-        <w:rPr>
-          <w:rFonts w:ascii="华文细黑" w:hAnsi="华文细黑" w:eastAsia="华文细黑" w:cs="华文细黑"/>
-          <w:color w:val="auto"/>
-          <w:spacing w:val="-7"/>
-          <w:sz w:val="24"/>
-          <w:szCs w:val="24"/>
-        </w:rPr>
-        <w:t>将70项有明确目标值的规划指标进行对标分析，并将以上指标归为以下三类</w:t>
-      </w:r>
-      <w:bookmarkEnd w:id="2"/>
+      <w:bookmarkStart w:id="3" w:name="bookmark03"/>
       <w:bookmarkEnd w:id="3"/>
       <w:r>
         <w:rPr>
@@ -2184,9 +2447,109 @@
       </w:r>
     </w:p>
     <w:p/>
+    <w:p>
+      <w:pPr>
+        <w:pStyle w:val="2"/>
+        <w:bidi w:val="0"/>
+        <w:rPr>
+          <w:rFonts w:hint="eastAsia"/>
+          <w:lang w:val="en-US" w:eastAsia="zh-CN"/>
+        </w:rPr>
+      </w:pPr>
+      <w:bookmarkStart w:id="4" w:name="_Toc18412"/>
+      <w:bookmarkEnd w:id="4"/>
+    </w:p>
+    <w:p>
+      <w:pPr>
+        <w:rPr>
+          <w:rFonts w:hint="eastAsia"/>
+          <w:lang w:val="en-US" w:eastAsia="zh-CN"/>
+        </w:rPr>
+      </w:pPr>
+    </w:p>
+    <w:p>
+      <w:pPr>
+        <w:rPr>
+          <w:rFonts w:hint="eastAsia"/>
+          <w:lang w:val="en-US" w:eastAsia="zh-CN"/>
+        </w:rPr>
+      </w:pPr>
+    </w:p>
+    <w:p>
+      <w:pPr>
+        <w:rPr>
+          <w:rFonts w:hint="eastAsia"/>
+          <w:lang w:val="en-US" w:eastAsia="zh-CN"/>
+        </w:rPr>
+      </w:pPr>
+    </w:p>
+    <w:p>
+      <w:pPr>
+        <w:rPr>
+          <w:rFonts w:hint="default"/>
+          <w:lang w:val="en-US" w:eastAsia="zh-CN"/>
+        </w:rPr>
+      </w:pPr>
+      <w:r>
+        <w:rPr>
+          <w:rFonts w:hint="eastAsia"/>
+          <w:lang w:val="en-US" w:eastAsia="zh-CN"/>
+        </w:rPr>
+        <w:t>Xxiii</w:t>
+      </w:r>
+    </w:p>
+    <w:p>
+      <w:pPr>
+        <w:rPr>
+          <w:rFonts w:hint="eastAsia"/>
+          <w:lang w:val="en-US" w:eastAsia="zh-CN"/>
+        </w:rPr>
+      </w:pPr>
+    </w:p>
+    <w:p>
+      <w:pPr>
+        <w:rPr>
+          <w:rFonts w:hint="eastAsia"/>
+          <w:lang w:val="en-US" w:eastAsia="zh-CN"/>
+        </w:rPr>
+      </w:pPr>
+    </w:p>
+    <w:p>
+      <w:pPr>
+        <w:rPr>
+          <w:rFonts w:hint="eastAsia"/>
+          <w:lang w:val="en-US" w:eastAsia="zh-CN"/>
+        </w:rPr>
+      </w:pPr>
+    </w:p>
+    <w:p>
+      <w:pPr>
+        <w:pStyle w:val="2"/>
+        <w:bidi w:val="0"/>
+        <w:rPr>
+          <w:rFonts w:hint="default"/>
+          <w:lang w:val="en-US" w:eastAsia="zh-CN"/>
+        </w:rPr>
+      </w:pPr>
+      <w:bookmarkStart w:id="5" w:name="_Toc18628"/>
+      <w:bookmarkEnd w:id="5"/>
+    </w:p>
+    <w:p>
+      <w:pPr>
+        <w:rPr>
+          <w:rFonts w:hint="default"/>
+          <w:lang w:val="en-US" w:eastAsia="zh-CN"/>
+        </w:rPr>
+      </w:pPr>
+      <w:r>
+        <w:rPr>
+          <w:rFonts w:hint="eastAsia"/>
+          <w:lang w:val="en-US" w:eastAsia="zh-CN"/>
+        </w:rPr>
+        <w:t>执行操作</w:t>
+      </w:r>
+    </w:p>
     <w:sectPr>
-      <w:headerReference r:id="rId7" w:type="default"/>
-      <w:footerReference r:id="rId8" w:type="default"/>
       <w:pgSz w:w="11906" w:h="16838"/>
       <w:pgMar w:top="1440" w:right="1080" w:bottom="1440" w:left="1080" w:header="851" w:footer="992" w:gutter="0"/>
       <w:cols w:space="425" w:num="1"/>
@@ -2208,140 +2571,12 @@
       </w:r>
     </w:p>
   </w:comment>
-  <w:comment w:id="1" w:author="Monee" w:date="2025-08-29T16:17:48Z" w:initials="">
-    <w:p>
-      <w:pPr>
-        <w:pStyle w:val="11"/>
-        <w:rPr>
-          <w:rFonts w:hint="default" w:eastAsia="宋体"/>
-          <w:lang w:val="en-US" w:eastAsia="zh-CN"/>
-        </w:rPr>
-      </w:pPr>
-      <w:r>
-        <w:rPr>
-          <w:rFonts w:hint="eastAsia" w:eastAsia="宋体"/>
-          <w:lang w:val="en-US" w:eastAsia="zh-CN"/>
-        </w:rPr>
-        <w:t>计算</w:t>
-      </w:r>
-      <w:r>
-        <w:rPr>
-          <w:rFonts w:ascii="华文细黑" w:hAnsi="华文细黑" w:eastAsia="华文细黑" w:cs="华文细黑"/>
-          <w:b/>
-          <w:bCs/>
-          <w:color w:val="auto"/>
-          <w:spacing w:val="-5"/>
-          <w:sz w:val="24"/>
-          <w:szCs w:val="24"/>
-        </w:rPr>
-        <w:t>运行正常型</w:t>
-      </w:r>
-      <w:r>
-        <w:rPr>
-          <w:rFonts w:hint="eastAsia" w:eastAsia="宋体"/>
-          <w:lang w:val="en-US" w:eastAsia="zh-CN"/>
-        </w:rPr>
-        <w:t>指标个数</w:t>
-      </w:r>
-    </w:p>
-  </w:comment>
-  <w:comment w:id="2" w:author="Monee" w:date="2025-08-29T16:19:40Z" w:initials="">
-    <w:p>
-      <w:pPr>
-        <w:pStyle w:val="11"/>
-        <w:rPr>
-          <w:rFonts w:hint="eastAsia" w:eastAsia="宋体"/>
-          <w:lang w:val="en-US" w:eastAsia="zh-CN"/>
-        </w:rPr>
-      </w:pPr>
-      <w:r>
-        <w:rPr>
-          <w:rFonts w:hint="eastAsia" w:eastAsia="宋体"/>
-          <w:lang w:val="en-US" w:eastAsia="zh-CN"/>
-        </w:rPr>
-        <w:t>统计相关指标值，形成表格，现状年（如2018）往前统计两年数据（如2017、2016），加上2035年目标</w:t>
-      </w:r>
-    </w:p>
-    <w:p>
-      <w:pPr>
-        <w:pStyle w:val="11"/>
-        <w:rPr>
-          <w:rFonts w:hint="eastAsia" w:ascii="华文细黑" w:hAnsi="华文细黑" w:eastAsia="华文细黑" w:cs="华文细黑"/>
-          <w:color w:val="auto"/>
-          <w:spacing w:val="-1"/>
-          <w:sz w:val="24"/>
-          <w:szCs w:val="24"/>
-          <w:lang w:val="en-US" w:eastAsia="zh-CN"/>
-        </w:rPr>
-      </w:pPr>
-      <w:r>
-        <w:rPr>
-          <w:rFonts w:hint="eastAsia" w:eastAsia="宋体"/>
-          <w:lang w:val="en-US" w:eastAsia="zh-CN"/>
-        </w:rPr>
-        <w:t>指标定义：1.</w:t>
-      </w:r>
-      <w:r>
-        <w:rPr>
-          <w:rFonts w:ascii="华文细黑" w:hAnsi="华文细黑" w:eastAsia="华文细黑" w:cs="华文细黑"/>
-          <w:color w:val="auto"/>
-          <w:spacing w:val="-8"/>
-          <w:sz w:val="24"/>
-          <w:szCs w:val="24"/>
-        </w:rPr>
-        <w:t>现状值</w:t>
-      </w:r>
-      <w:r>
-        <w:rPr>
-          <w:rFonts w:ascii="华文细黑" w:hAnsi="华文细黑" w:eastAsia="华文细黑" w:cs="华文细黑"/>
-          <w:color w:val="auto"/>
-          <w:spacing w:val="-1"/>
-          <w:sz w:val="24"/>
-          <w:szCs w:val="24"/>
-        </w:rPr>
-        <w:t>符合</w:t>
-      </w:r>
-      <w:r>
-        <w:rPr>
-          <w:rFonts w:hint="eastAsia" w:ascii="华文细黑" w:hAnsi="华文细黑" w:eastAsia="华文细黑" w:cs="华文细黑"/>
-          <w:color w:val="auto"/>
-          <w:spacing w:val="-1"/>
-          <w:sz w:val="24"/>
-          <w:szCs w:val="24"/>
-          <w:lang w:val="en-US" w:eastAsia="zh-CN"/>
-        </w:rPr>
-        <w:t>2035年目标值</w:t>
-      </w:r>
-    </w:p>
-    <w:p>
-      <w:pPr>
-        <w:pStyle w:val="11"/>
-        <w:rPr>
-          <w:rFonts w:hint="default" w:eastAsia="华文细黑"/>
-          <w:lang w:val="en-US" w:eastAsia="zh-CN"/>
-        </w:rPr>
-      </w:pPr>
-      <w:r>
-        <w:rPr>
-          <w:rFonts w:hint="eastAsia" w:ascii="华文细黑" w:hAnsi="华文细黑" w:eastAsia="华文细黑" w:cs="华文细黑"/>
-          <w:color w:val="auto"/>
-          <w:spacing w:val="-1"/>
-          <w:sz w:val="24"/>
-          <w:szCs w:val="24"/>
-          <w:lang w:val="en-US" w:eastAsia="zh-CN"/>
-        </w:rPr>
-        <w:t>2.指标呈持续下降/上升趋势---符合需降低/上升要求</w:t>
-      </w:r>
-    </w:p>
-  </w:comment>
 </w:comments>
 </file>
 
 <file path=word/commentsExtended.xml><?xml version="1.0" encoding="utf-8"?>
 <w15:commentsEx xmlns:wpc="http://schemas.microsoft.com/office/word/2010/wordprocessingCanvas" xmlns:mc="http://schemas.openxmlformats.org/markup-compatibility/2006" xmlns:o="urn:schemas-microsoft-com:office:office" xmlns:r="http://schemas.openxmlformats.org/officeDocument/2006/relationships" xmlns:m="http://schemas.openxmlformats.org/officeDocument/2006/math" xmlns:v="urn:schemas-microsoft-com:vml" xmlns:wp14="http://schemas.microsoft.com/office/word/2010/wordprocessingDrawing" xmlns:wp="http://schemas.openxmlformats.org/drawingml/2006/wordprocessingDrawing" xmlns:w="http://schemas.openxmlformats.org/wordprocessingml/2006/main" xmlns:w14="http://schemas.microsoft.com/office/word/2010/wordml" xmlns:w15="http://schemas.microsoft.com/office/word/2012/wordml" xmlns:w10="urn:schemas-microsoft-com:office:word" xmlns:wpg="http://schemas.microsoft.com/office/word/2010/wordprocessingGroup" xmlns:wpi="http://schemas.microsoft.com/office/word/2010/wordprocessingInk" xmlns:wne="http://schemas.microsoft.com/office/word/2006/wordml" xmlns:wps="http://schemas.microsoft.com/office/word/2010/wordprocessingShape" xmlns:wpsCustomData="http://www.wps.cn/officeDocument/2013/wpsCustomData" mc:Ignorable="w14 w15 wp14">
   <w15:commentEx w15:paraId="22F4D756" w15:done="0"/>
-  <w15:commentEx w15:paraId="22F3C25C" w15:done="0"/>
-  <w15:commentEx w15:paraId="4A850573" w15:done="0"/>
 </w15:commentsEx>
 </file>
 
@@ -2384,12 +2619,123 @@
     </w:pPr>
     <w:r>
       <w:rPr>
-        <w:rFonts w:ascii="华文细黑" w:hAnsi="华文细黑" w:eastAsia="华文细黑" w:cs="华文细黑"/>
-        <w:spacing w:val="-3"/>
         <w:sz w:val="18"/>
-        <w:szCs w:val="18"/>
       </w:rPr>
-      <w:t>91</w:t>
+      <mc:AlternateContent>
+        <mc:Choice Requires="wps">
+          <w:drawing>
+            <wp:anchor distT="0" distB="0" distL="114300" distR="114300" simplePos="0" relativeHeight="251659264" behindDoc="0" locked="0" layoutInCell="1" allowOverlap="1">
+              <wp:simplePos x="0" y="0"/>
+              <wp:positionH relativeFrom="margin">
+                <wp:align>center</wp:align>
+              </wp:positionH>
+              <wp:positionV relativeFrom="paragraph">
+                <wp:posOffset>0</wp:posOffset>
+              </wp:positionV>
+              <wp:extent cx="1828800" cy="1828800"/>
+              <wp:effectExtent l="0" t="0" r="0" b="0"/>
+              <wp:wrapNone/>
+              <wp:docPr id="2" name="文本框 2"/>
+              <wp:cNvGraphicFramePr/>
+              <a:graphic xmlns:a="http://schemas.openxmlformats.org/drawingml/2006/main">
+                <a:graphicData uri="http://schemas.microsoft.com/office/word/2010/wordprocessingShape">
+                  <wps:wsp>
+                    <wps:cNvSpPr txBox="1"/>
+                    <wps:spPr>
+                      <a:xfrm>
+                        <a:off x="0" y="0"/>
+                        <a:ext cx="1828800" cy="1828800"/>
+                      </a:xfrm>
+                      <a:prstGeom prst="rect">
+                        <a:avLst/>
+                      </a:prstGeom>
+                      <a:noFill/>
+                      <a:ln w="6350">
+                        <a:noFill/>
+                      </a:ln>
+                    </wps:spPr>
+                    <wps:style>
+                      <a:lnRef idx="0">
+                        <a:schemeClr val="accent1"/>
+                      </a:lnRef>
+                      <a:fillRef idx="0">
+                        <a:schemeClr val="accent1"/>
+                      </a:fillRef>
+                      <a:effectRef idx="0">
+                        <a:schemeClr val="accent1"/>
+                      </a:effectRef>
+                      <a:fontRef idx="minor">
+                        <a:schemeClr val="dk1"/>
+                      </a:fontRef>
+                    </wps:style>
+                    <wps:txbx>
+                      <w:txbxContent>
+                        <w:p>
+                          <w:pPr>
+                            <w:pStyle w:val="13"/>
+                          </w:pPr>
+                          <w:r>
+                            <w:fldChar w:fldCharType="begin"/>
+                          </w:r>
+                          <w:r>
+                            <w:instrText xml:space="preserve"> PAGE  \* MERGEFORMAT </w:instrText>
+                          </w:r>
+                          <w:r>
+                            <w:fldChar w:fldCharType="separate"/>
+                          </w:r>
+                          <w:r>
+                            <w:t>4</w:t>
+                          </w:r>
+                          <w:r>
+                            <w:fldChar w:fldCharType="end"/>
+                          </w:r>
+                        </w:p>
+                      </w:txbxContent>
+                    </wps:txbx>
+                    <wps:bodyPr rot="0" spcFirstLastPara="0" vertOverflow="overflow" horzOverflow="overflow" vert="horz" wrap="none" lIns="0" tIns="0" rIns="0" bIns="0" numCol="1" spcCol="0" rtlCol="0" fromWordArt="0" anchor="t" anchorCtr="0" forceAA="0" compatLnSpc="1">
+                      <a:spAutoFit/>
+                    </wps:bodyPr>
+                  </wps:wsp>
+                </a:graphicData>
+              </a:graphic>
+            </wp:anchor>
+          </w:drawing>
+        </mc:Choice>
+        <mc:Fallback>
+          <w:pict>
+            <v:shape id="_x0000_s1026" o:spid="_x0000_s1026" o:spt="202" type="#_x0000_t202" style="position:absolute;left:0pt;margin-top:0pt;height:144pt;width:144pt;mso-position-horizontal:center;mso-position-horizontal-relative:margin;mso-wrap-style:none;z-index:251659264;mso-width-relative:page;mso-height-relative:page;" filled="f" stroked="f" coordsize="21600,21600" o:gfxdata="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">
+              <v:fill on="f" focussize="0,0"/>
+              <v:stroke on="f" weight="0.5pt"/>
+              <v:imagedata o:title=""/>
+              <o:lock v:ext="edit" aspectratio="f"/>
+              <v:textbox inset="0mm,0mm,0mm,0mm" style="mso-fit-shape-to-text:t;">
+                <w:txbxContent>
+                  <w:p>
+                    <w:pPr>
+                      <w:pStyle w:val="13"/>
+                    </w:pPr>
+                    <w:r>
+                      <w:fldChar w:fldCharType="begin"/>
+                    </w:r>
+                    <w:r>
+                      <w:instrText xml:space="preserve"> PAGE  \* MERGEFORMAT </w:instrText>
+                    </w:r>
+                    <w:r>
+                      <w:fldChar w:fldCharType="separate"/>
+                    </w:r>
+                    <w:r>
+                      <w:t>4</w:t>
+                    </w:r>
+                    <w:r>
+                      <w:fldChar w:fldCharType="end"/>
+                    </w:r>
+                  </w:p>
+                </w:txbxContent>
+              </v:textbox>
+            </v:shape>
+          </w:pict>
+        </mc:Fallback>
+      </mc:AlternateContent>
     </w:r>
   </w:p>
 </w:ftr>
@@ -2687,7 +3033,7 @@
     <w:lvl w:ilvl="0" w:tentative="0">
       <w:start w:val="1"/>
       <w:numFmt w:val="upperLetter"/>
-      <w:pStyle w:val="21"/>
+      <w:pStyle w:val="23"/>
       <w:lvlText w:val="附录%1"/>
       <w:lvlJc w:val="left"/>
       <w:pPr>
@@ -2811,7 +3157,7 @@
 <file path=word/people.xml><?xml version="1.0" encoding="utf-8"?>
 <w15:people xmlns:wpc="http://schemas.microsoft.com/office/word/2010/wordprocessingCanvas" xmlns:mc="http://schemas.openxmlformats.org/markup-compatibility/2006" xmlns:o="urn:schemas-microsoft-com:office:office" xmlns:r="http://schemas.openxmlformats.org/officeDocument/2006/relationships" xmlns:m="http://schemas.openxmlformats.org/officeDocument/2006/math" xmlns:v="urn:schemas-microsoft-com:vml" xmlns:wp14="http://schemas.microsoft.com/office/word/2010/wordprocessingDrawing" xmlns:wp="http://schemas.openxmlformats.org/drawingml/2006/wordprocessingDrawing" xmlns:w="http://schemas.openxmlformats.org/wordprocessingml/2006/main" xmlns:w14="http://schemas.microsoft.com/office/word/2010/wordml" xmlns:w15="http://schemas.microsoft.com/office/word/2012/wordml" xmlns:w10="urn:schemas-microsoft-com:office:word" xmlns:wpg="http://schemas.microsoft.com/office/word/2010/wordprocessingGroup" xmlns:wpi="http://schemas.microsoft.com/office/word/2010/wordprocessingInk" xmlns:wne="http://schemas.microsoft.com/office/word/2006/wordml" xmlns:wps="http://schemas.microsoft.com/office/word/2010/wordprocessingShape" xmlns:wpsCustomData="http://www.wps.cn/officeDocument/2013/wpsCustomData" mc:Ignorable="w14 w15 wp14">
   <w15:person w15:author="Monee">
-    <w15:presenceInfo w15:providerId="WPS Office" w15:userId="3101677593"/>
+    <w15:presenceInfo w15:providerId="None" w15:userId="Monee"/>
   </w15:person>
 </w15:people>
 </file>
@@ -2846,7 +3192,7 @@
     <w:lsdException w:unhideWhenUsed="0" w:uiPriority="0" w:semiHidden="0" w:name="index 7"/>
     <w:lsdException w:unhideWhenUsed="0" w:uiPriority="0" w:semiHidden="0" w:name="index 8"/>
     <w:lsdException w:unhideWhenUsed="0" w:uiPriority="0" w:semiHidden="0" w:name="index 9"/>
-    <w:lsdException w:unhideWhenUsed="0" w:uiPriority="0" w:semiHidden="0" w:name="toc 1"/>
+    <w:lsdException w:qFormat="1" w:unhideWhenUsed="0" w:uiPriority="0" w:semiHidden="0" w:name="toc 1"/>
     <w:lsdException w:unhideWhenUsed="0" w:uiPriority="0" w:semiHidden="0" w:name="toc 2"/>
     <w:lsdException w:unhideWhenUsed="0" w:uiPriority="0" w:semiHidden="0" w:name="toc 3"/>
     <w:lsdException w:unhideWhenUsed="0" w:uiPriority="0" w:semiHidden="0" w:name="toc 4"/>
@@ -3317,13 +3663,13 @@
       <w:sz w:val="21"/>
     </w:rPr>
   </w:style>
-  <w:style w:type="character" w:default="1" w:styleId="17">
+  <w:style w:type="character" w:default="1" w:styleId="18">
     <w:name w:val="Default Paragraph Font"/>
     <w:semiHidden/>
     <w:qFormat/>
     <w:uiPriority w:val="0"/>
   </w:style>
-  <w:style w:type="table" w:default="1" w:styleId="16">
+  <w:style w:type="table" w:default="1" w:styleId="17">
     <w:name w:val="Normal Table"/>
     <w:semiHidden/>
     <w:qFormat/>
@@ -3402,6 +3748,13 @@
     </w:rPr>
   </w:style>
   <w:style w:type="paragraph" w:styleId="15">
+    <w:name w:val="toc 1"/>
+    <w:basedOn w:val="1"/>
+    <w:next w:val="1"/>
+    <w:qFormat/>
+    <w:uiPriority w:val="0"/>
+  </w:style>
+  <w:style w:type="paragraph" w:styleId="16">
     <w:name w:val="Normal (Web)"/>
     <w:basedOn w:val="1"/>
     <w:qFormat/>
@@ -3417,16 +3770,25 @@
       <w:lang w:val="en-US" w:eastAsia="zh-CN" w:bidi="ar"/>
     </w:rPr>
   </w:style>
-  <w:style w:type="character" w:styleId="18">
+  <w:style w:type="character" w:styleId="19">
     <w:name w:val="Strong"/>
-    <w:basedOn w:val="17"/>
+    <w:basedOn w:val="18"/>
     <w:qFormat/>
     <w:uiPriority w:val="0"/>
     <w:rPr>
       <w:b/>
     </w:rPr>
   </w:style>
-  <w:style w:type="paragraph" w:customStyle="1" w:styleId="19">
+  <w:style w:type="character" w:styleId="20">
+    <w:name w:val="Hyperlink"/>
+    <w:basedOn w:val="18"/>
+    <w:uiPriority w:val="0"/>
+    <w:rPr>
+      <w:color w:val="0000FF"/>
+      <w:u w:val="single"/>
+    </w:rPr>
+  </w:style>
+  <w:style w:type="paragraph" w:customStyle="1" w:styleId="21">
     <w:name w:val="Table Text"/>
     <w:basedOn w:val="1"/>
     <w:semiHidden/>
@@ -3439,8 +3801,8 @@
       <w:lang w:val="en-US" w:eastAsia="en-US" w:bidi="ar-SA"/>
     </w:rPr>
   </w:style>
-  <w:style w:type="table" w:customStyle="1" w:styleId="20">
-    <w:name w:val="Table Normal"/>
+  <w:style w:type="table" w:customStyle="1" w:styleId="22">
+    <w:name w:val="Table Normal_0"/>
     <w:semiHidden/>
     <w:unhideWhenUsed/>
     <w:qFormat/>
@@ -3454,10 +3816,10 @@
       </w:tblCellMar>
     </w:tblPr>
   </w:style>
-  <w:style w:type="paragraph" w:customStyle="1" w:styleId="21">
+  <w:style w:type="paragraph" w:customStyle="1" w:styleId="23">
     <w:name w:val="附录标题"/>
-    <w:basedOn w:val="22"/>
-    <w:next w:val="23"/>
+    <w:basedOn w:val="24"/>
+    <w:next w:val="25"/>
     <w:qFormat/>
     <w:uiPriority w:val="0"/>
     <w:pPr>
@@ -3478,7 +3840,7 @@
       <w:szCs w:val="36"/>
     </w:rPr>
   </w:style>
-  <w:style w:type="paragraph" w:styleId="22">
+  <w:style w:type="paragraph" w:styleId="24">
     <w:name w:val="List Paragraph"/>
     <w:basedOn w:val="1"/>
     <w:unhideWhenUsed/>
@@ -3488,10 +3850,10 @@
       <w:ind w:firstLine="420"/>
     </w:pPr>
   </w:style>
-  <w:style w:type="paragraph" w:customStyle="1" w:styleId="23">
+  <w:style w:type="paragraph" w:customStyle="1" w:styleId="25">
     <w:name w:val="附件标题"/>
     <w:basedOn w:val="1"/>
-    <w:next w:val="24"/>
+    <w:next w:val="26"/>
     <w:qFormat/>
     <w:uiPriority w:val="0"/>
     <w:pPr>
@@ -3503,7 +3865,7 @@
       <w:b/>
     </w:rPr>
   </w:style>
-  <w:style w:type="paragraph" w:customStyle="1" w:styleId="24">
+  <w:style w:type="paragraph" w:customStyle="1" w:styleId="26">
     <w:name w:val="内容居中"/>
     <w:basedOn w:val="1"/>
     <w:qFormat/>
@@ -3763,4 +4125,23 @@
   </a:themeElements>
   <a:objectDefaults/>
 </a:theme>
+</file>
+
+<file path=customXml/item1.xml><?xml version="1.0" encoding="utf-8"?>
+<s:customData xmlns="http://www.wps.cn/officeDocument/2013/wpsCustomData" xmlns:s="http://www.wps.cn/officeDocument/2013/wpsCustomData">
+  <customSectProps>
+    <customSectPr/>
+  </customSectProps>
+  <customShpExts>
+    <customShpInfo spid="_x0000_s1026" textRotate="1"/>
+  </customShpExts>
+</s:customData>
+</file>
+
+<file path=customXml/itemProps1.xml><?xml version="1.0" encoding="utf-8"?>
+<ds:datastoreItem xmlns:ds="http://schemas.openxmlformats.org/officeDocument/2006/customXml" ds:itemID="{B1977F7D-205B-4081-913C-38D41E755F92}">
+  <ds:schemaRefs>
+    <ds:schemaRef ds:uri="http://www.wps.cn/officeDocument/2013/wpsCustomData"/>
+  </ds:schemaRefs>
+</ds:datastoreItem>
 </file>